--- a/Installation/KubernetesCluster_kubeadm.docx
+++ b/Installation/KubernetesCluster_kubeadm.docx
@@ -4,21 +4,13 @@
   <w:body>
     <w:p>
       <w:r>
-        <w:t xml:space="preserve">Setting up a Kubernetes cluster with </w:t>
-      </w:r>
-      <w:proofErr w:type="spellStart"/>
-      <w:r>
-        <w:t>kubeadm</w:t>
-      </w:r>
-      <w:proofErr w:type="spellEnd"/>
-      <w:r>
-        <w:t xml:space="preserve"> is a standard way to create a production-ready environment. Since you are using AWS EC2 instances (Amazon Linux), there are specific networking and configuration steps to ensure the nodes can communicate effectively.</w:t>
+        <w:t>Setting up a Kubernetes cluster with kubeadm is a standard way to create a production-ready environment. Since you are using AWS EC2 instances (Amazon Linux), there are specific networking and configuration steps to ensure the nodes can communicate effectively.</w:t>
       </w:r>
     </w:p>
     <w:p>
       <w:r>
         <w:pict w14:anchorId="6211DCE5">
-          <v:rect id="_x0000_i1073" style="width:0;height:1.5pt" o:hralign="center" o:hrstd="t" o:hrnoshade="t" o:hr="t" fillcolor="gray" stroked="f"/>
+          <v:rect id="_x0000_i1025" style="width:0;height:1.5pt" o:hralign="center" o:hrstd="t" o:hrnoshade="t" o:hr="t" fillcolor="gray" stroked="f"/>
         </w:pict>
       </w:r>
     </w:p>
@@ -57,15 +49,7 @@
         <w:t>Master Node:</w:t>
       </w:r>
       <w:r>
-        <w:t xml:space="preserve"> At least 2 vCPUs and 4 GB RAM (t</w:t>
-      </w:r>
-      <w:proofErr w:type="gramStart"/>
-      <w:r>
-        <w:t>3.medium</w:t>
-      </w:r>
-      <w:proofErr w:type="gramEnd"/>
-      <w:r>
-        <w:t xml:space="preserve"> or larger).</w:t>
+        <w:t xml:space="preserve"> At least 2 vCPUs and 4 GB RAM (t3.medium or larger).</w:t>
       </w:r>
     </w:p>
     <w:p>
@@ -83,15 +67,7 @@
         <w:t>Worker Nodes:</w:t>
       </w:r>
       <w:r>
-        <w:t xml:space="preserve"> At least 1 vCPU and 2 GB RAM (t</w:t>
-      </w:r>
-      <w:proofErr w:type="gramStart"/>
-      <w:r>
-        <w:t>3.small</w:t>
-      </w:r>
-      <w:proofErr w:type="gramEnd"/>
-      <w:r>
-        <w:t xml:space="preserve"> or larger).</w:t>
+        <w:t xml:space="preserve"> At least 1 vCPU and 2 GB RAM (t3.small or larger).</w:t>
       </w:r>
     </w:p>
     <w:p>
@@ -145,23 +121,7 @@
         <w:t>Master:</w:t>
       </w:r>
       <w:r>
-        <w:t xml:space="preserve"> 6443 (API Server), 2379-2380 (</w:t>
-      </w:r>
-      <w:proofErr w:type="spellStart"/>
-      <w:r>
-        <w:t>etcd</w:t>
-      </w:r>
-      <w:proofErr w:type="spellEnd"/>
-      <w:r>
-        <w:t>), 10250 (</w:t>
-      </w:r>
-      <w:proofErr w:type="spellStart"/>
-      <w:r>
-        <w:t>Kubelet</w:t>
-      </w:r>
-      <w:proofErr w:type="spellEnd"/>
-      <w:r>
-        <w:t>), 10259, 10257.</w:t>
+        <w:t xml:space="preserve"> 6443 (API Server), 2379-2380 (etcd), 10250 (Kubelet), 10259, 10257.</w:t>
       </w:r>
     </w:p>
     <w:p>
@@ -179,23 +139,7 @@
         <w:t>Worker:</w:t>
       </w:r>
       <w:r>
-        <w:t xml:space="preserve"> 10250 (</w:t>
-      </w:r>
-      <w:proofErr w:type="spellStart"/>
-      <w:r>
-        <w:t>Kubelet</w:t>
-      </w:r>
-      <w:proofErr w:type="spellEnd"/>
-      <w:r>
-        <w:t>), 30000-32767 (</w:t>
-      </w:r>
-      <w:proofErr w:type="spellStart"/>
-      <w:r>
-        <w:t>NodePort</w:t>
-      </w:r>
-      <w:proofErr w:type="spellEnd"/>
-      <w:r>
-        <w:t xml:space="preserve"> Services).</w:t>
+        <w:t xml:space="preserve"> 10250 (Kubelet), 30000-32767 (NodePort Services).</w:t>
       </w:r>
     </w:p>
     <w:p>
@@ -219,7 +163,7 @@
     <w:p>
       <w:r>
         <w:pict w14:anchorId="62542364">
-          <v:rect id="_x0000_i1074" style="width:0;height:1.5pt" o:hralign="center" o:hrstd="t" o:hrnoshade="t" o:hr="t" fillcolor="gray" stroked="f"/>
+          <v:rect id="_x0000_i1026" style="width:0;height:1.5pt" o:hralign="center" o:hrstd="t" o:hrnoshade="t" o:hr="t" fillcolor="gray" stroked="f"/>
         </w:pict>
       </w:r>
     </w:p>
@@ -279,69 +223,14 @@
       </w:r>
     </w:p>
     <w:p>
-      <w:proofErr w:type="spellStart"/>
-      <w:r>
-        <w:t>sudo</w:t>
-      </w:r>
-      <w:proofErr w:type="spellEnd"/>
-      <w:r>
-        <w:t xml:space="preserve"> </w:t>
-      </w:r>
-      <w:proofErr w:type="spellStart"/>
-      <w:r>
-        <w:t>swapoff</w:t>
-      </w:r>
-      <w:proofErr w:type="spellEnd"/>
-      <w:r>
-        <w:t xml:space="preserve"> -a</w:t>
-      </w:r>
-    </w:p>
-    <w:p>
-      <w:proofErr w:type="spellStart"/>
-      <w:r>
-        <w:t>sudo</w:t>
-      </w:r>
-      <w:proofErr w:type="spellEnd"/>
-      <w:r>
-        <w:t xml:space="preserve"> </w:t>
-      </w:r>
-      <w:proofErr w:type="spellStart"/>
-      <w:r>
-        <w:t>sed</w:t>
-      </w:r>
-      <w:proofErr w:type="spellEnd"/>
-      <w:r>
-        <w:t xml:space="preserve"> -</w:t>
-      </w:r>
-      <w:proofErr w:type="spellStart"/>
-      <w:r>
-        <w:t>i</w:t>
-      </w:r>
-      <w:proofErr w:type="spellEnd"/>
-      <w:r>
-        <w:t xml:space="preserve"> '/ swap / s/^</w:t>
-      </w:r>
-      <w:proofErr w:type="gramStart"/>
-      <w:r>
-        <w:t>\(</w:t>
-      </w:r>
-      <w:proofErr w:type="gramEnd"/>
-      <w:r>
-        <w:t>.*</w:t>
-      </w:r>
-      <w:proofErr w:type="gramStart"/>
-      <w:r>
-        <w:t>\)$</w:t>
-      </w:r>
-      <w:proofErr w:type="gramEnd"/>
-      <w:r>
-        <w:t>/#\1/g' /etc/</w:t>
-      </w:r>
-      <w:proofErr w:type="spellStart"/>
-      <w:r>
-        <w:t>fstab</w:t>
-      </w:r>
-      <w:proofErr w:type="spellEnd"/>
+      <w:r>
+        <w:t>sudo swapoff -a</w:t>
+      </w:r>
+    </w:p>
+    <w:p>
+      <w:r>
+        <w:t>sudo sed -i '/ swap / s/^\(.*\)$/#\1/g' /etc/fstab</w:t>
+      </w:r>
     </w:p>
     <w:p>
       <w:pPr>
@@ -370,23 +259,7 @@
     </w:p>
     <w:p>
       <w:r>
-        <w:t xml:space="preserve">cat &lt;&lt;EOF | </w:t>
-      </w:r>
-      <w:proofErr w:type="spellStart"/>
-      <w:r>
-        <w:t>sudo</w:t>
-      </w:r>
-      <w:proofErr w:type="spellEnd"/>
-      <w:r>
-        <w:t xml:space="preserve"> tee /etc/modules-</w:t>
-      </w:r>
-      <w:proofErr w:type="spellStart"/>
-      <w:r>
-        <w:t>load.d</w:t>
-      </w:r>
-      <w:proofErr w:type="spellEnd"/>
-      <w:r>
-        <w:t>/k8s.conf</w:t>
+        <w:t>cat &lt;&lt;EOF | sudo tee /etc/modules-load.d/k8s.conf</w:t>
       </w:r>
     </w:p>
     <w:p>
@@ -395,11 +268,9 @@
       </w:r>
     </w:p>
     <w:p>
-      <w:proofErr w:type="spellStart"/>
       <w:r>
         <w:t>br_netfilter</w:t>
       </w:r>
-      <w:proofErr w:type="spellEnd"/>
     </w:p>
     <w:p>
       <w:r>
@@ -409,117 +280,34 @@
     </w:p>
     <w:p/>
     <w:p>
-      <w:proofErr w:type="spellStart"/>
-      <w:r>
-        <w:t>sudo</w:t>
-      </w:r>
-      <w:proofErr w:type="spellEnd"/>
-      <w:r>
-        <w:t xml:space="preserve"> </w:t>
-      </w:r>
-      <w:proofErr w:type="spellStart"/>
-      <w:r>
-        <w:t>modprobe</w:t>
-      </w:r>
-      <w:proofErr w:type="spellEnd"/>
-      <w:r>
-        <w:t xml:space="preserve"> overlay</w:t>
-      </w:r>
-    </w:p>
-    <w:p>
-      <w:proofErr w:type="spellStart"/>
-      <w:r>
-        <w:t>sudo</w:t>
-      </w:r>
-      <w:proofErr w:type="spellEnd"/>
-      <w:r>
-        <w:t xml:space="preserve"> </w:t>
-      </w:r>
-      <w:proofErr w:type="spellStart"/>
-      <w:r>
-        <w:t>modprobe</w:t>
-      </w:r>
-      <w:proofErr w:type="spellEnd"/>
-      <w:r>
-        <w:t xml:space="preserve"> </w:t>
-      </w:r>
-      <w:proofErr w:type="spellStart"/>
-      <w:r>
-        <w:t>br_netfilter</w:t>
-      </w:r>
-      <w:proofErr w:type="spellEnd"/>
+      <w:r>
+        <w:t>sudo modprobe overlay</w:t>
+      </w:r>
+    </w:p>
+    <w:p>
+      <w:r>
+        <w:t>sudo modprobe br_netfilter</w:t>
+      </w:r>
     </w:p>
     <w:p/>
     <w:p>
       <w:r>
-        <w:t xml:space="preserve">cat &lt;&lt;EOF | </w:t>
-      </w:r>
-      <w:proofErr w:type="spellStart"/>
-      <w:r>
-        <w:t>sudo</w:t>
-      </w:r>
-      <w:proofErr w:type="spellEnd"/>
-      <w:r>
-        <w:t xml:space="preserve"> tee /etc/</w:t>
-      </w:r>
-      <w:proofErr w:type="spellStart"/>
-      <w:r>
-        <w:t>sysctl.d</w:t>
-      </w:r>
-      <w:proofErr w:type="spellEnd"/>
-      <w:r>
-        <w:t>/k8s.conf</w:t>
-      </w:r>
-    </w:p>
-    <w:p>
-      <w:proofErr w:type="spellStart"/>
-      <w:proofErr w:type="gramStart"/>
-      <w:r>
-        <w:t>net.bridge</w:t>
-      </w:r>
-      <w:proofErr w:type="gramEnd"/>
-      <w:r>
-        <w:t>.bridge</w:t>
-      </w:r>
-      <w:proofErr w:type="spellEnd"/>
-      <w:r>
-        <w:t>-</w:t>
-      </w:r>
-      <w:proofErr w:type="spellStart"/>
-      <w:r>
-        <w:t>nf</w:t>
-      </w:r>
-      <w:proofErr w:type="spellEnd"/>
-      <w:r>
-        <w:t>-call-</w:t>
-      </w:r>
-      <w:proofErr w:type="gramStart"/>
-      <w:r>
-        <w:t>iptables  =</w:t>
-      </w:r>
-      <w:proofErr w:type="gramEnd"/>
-      <w:r>
-        <w:t xml:space="preserve"> 1</w:t>
-      </w:r>
-    </w:p>
-    <w:p>
-      <w:proofErr w:type="gramStart"/>
-      <w:r>
-        <w:t>net.bridge</w:t>
-      </w:r>
-      <w:proofErr w:type="gramEnd"/>
-      <w:r>
-        <w:t>.bridge-nf-call-ip6tables = 1</w:t>
-      </w:r>
-    </w:p>
-    <w:p>
-      <w:proofErr w:type="gramStart"/>
-      <w:r>
-        <w:t>net.ipv4.ip</w:t>
-      </w:r>
-      <w:proofErr w:type="gramEnd"/>
-      <w:r>
-        <w:t>_forward                 = 1</w:t>
+        <w:t>cat &lt;&lt;EOF | sudo tee /etc/sysctl.d/k8s.conf</w:t>
+      </w:r>
+    </w:p>
+    <w:p>
+      <w:r>
+        <w:t>net.bridge.bridge-nf-call-iptables  = 1</w:t>
+      </w:r>
+    </w:p>
+    <w:p>
+      <w:r>
+        <w:t>net.bridge.bridge-nf-call-ip6tables = 1</w:t>
+      </w:r>
+    </w:p>
+    <w:p>
+      <w:r>
+        <w:t>net.ipv4.ip_forward                 = 1</w:t>
       </w:r>
     </w:p>
     <w:p>
@@ -529,32 +317,15 @@
     </w:p>
     <w:p/>
     <w:p>
-      <w:proofErr w:type="spellStart"/>
-      <w:r>
-        <w:t>sudo</w:t>
-      </w:r>
-      <w:proofErr w:type="spellEnd"/>
-      <w:r>
-        <w:t xml:space="preserve"> </w:t>
-      </w:r>
-      <w:proofErr w:type="spellStart"/>
-      <w:r>
-        <w:t>sysctl</w:t>
-      </w:r>
-      <w:proofErr w:type="spellEnd"/>
-      <w:r>
-        <w:t xml:space="preserve"> </w:t>
-      </w:r>
-      <w:r>
-        <w:t>–</w:t>
-      </w:r>
-      <w:r>
-        <w:t>system</w:t>
-      </w:r>
-    </w:p>
-    <w:p/>
-    <w:p>
-      <w:r>
+      <w:r>
+        <w:t>sudo sysctl --system</w:t>
+      </w:r>
+    </w:p>
+    <w:p>
+      <w:r>
+        <w:rPr>
+          <w:noProof/>
+        </w:rPr>
         <w:drawing>
           <wp:inline distT="0" distB="0" distL="0" distR="0" wp14:anchorId="364E56C3" wp14:editId="665A5A9D">
             <wp:extent cx="3587355" cy="3309907"/>
@@ -595,7 +366,7 @@
     <w:p>
       <w:r>
         <w:pict w14:anchorId="50DEAA3D">
-          <v:rect id="_x0000_i1075" style="width:0;height:1.5pt" o:hralign="center" o:hrstd="t" o:hrnoshade="t" o:hr="t" fillcolor="gray" stroked="f"/>
+          <v:rect id="_x0000_i1027" style="width:0;height:1.5pt" o:hralign="center" o:hrstd="t" o:hrnoshade="t" o:hr="t" fillcolor="gray" stroked="f"/>
         </w:pict>
       </w:r>
     </w:p>
@@ -616,15 +387,7 @@
     </w:p>
     <w:p>
       <w:r>
-        <w:t xml:space="preserve">Kubernetes uses </w:t>
-      </w:r>
-      <w:proofErr w:type="spellStart"/>
-      <w:r>
-        <w:t>containerd</w:t>
-      </w:r>
-      <w:proofErr w:type="spellEnd"/>
-      <w:r>
-        <w:t xml:space="preserve"> as the standard runtime.</w:t>
+        <w:t>Kubernetes uses containerd as the standard runtime.</w:t>
       </w:r>
     </w:p>
     <w:p>
@@ -633,200 +396,47 @@
       </w:r>
     </w:p>
     <w:p>
-      <w:proofErr w:type="spellStart"/>
+      <w:r>
+        <w:t>sudo dnf install -y containerd</w:t>
+      </w:r>
+    </w:p>
+    <w:p>
       <w:r>
         <w:lastRenderedPageBreak/>
-        <w:t>sudo</w:t>
-      </w:r>
-      <w:proofErr w:type="spellEnd"/>
-      <w:r>
-        <w:t xml:space="preserve"> </w:t>
-      </w:r>
-      <w:proofErr w:type="spellStart"/>
-      <w:r>
-        <w:t>dnf</w:t>
-      </w:r>
-      <w:proofErr w:type="spellEnd"/>
-      <w:r>
-        <w:t xml:space="preserve"> install -y </w:t>
-      </w:r>
-      <w:proofErr w:type="spellStart"/>
-      <w:r>
-        <w:t>containerd</w:t>
-      </w:r>
-      <w:proofErr w:type="spellEnd"/>
-    </w:p>
-    <w:p>
-      <w:proofErr w:type="spellStart"/>
-      <w:r>
-        <w:t>sudo</w:t>
-      </w:r>
-      <w:proofErr w:type="spellEnd"/>
-      <w:r>
-        <w:t xml:space="preserve"> </w:t>
-      </w:r>
-      <w:proofErr w:type="spellStart"/>
-      <w:r>
-        <w:t>mkdir</w:t>
-      </w:r>
-      <w:proofErr w:type="spellEnd"/>
-      <w:r>
-        <w:t xml:space="preserve"> -p /etc/</w:t>
-      </w:r>
-      <w:proofErr w:type="spellStart"/>
-      <w:r>
-        <w:t>containerd</w:t>
-      </w:r>
-      <w:proofErr w:type="spellEnd"/>
-    </w:p>
-    <w:p>
-      <w:proofErr w:type="spellStart"/>
-      <w:r>
-        <w:t>containerd</w:t>
-      </w:r>
-      <w:proofErr w:type="spellEnd"/>
-      <w:r>
-        <w:t xml:space="preserve"> config default | </w:t>
-      </w:r>
-      <w:proofErr w:type="spellStart"/>
-      <w:r>
-        <w:t>sudo</w:t>
-      </w:r>
-      <w:proofErr w:type="spellEnd"/>
-      <w:r>
-        <w:t xml:space="preserve"> tee /etc/</w:t>
-      </w:r>
-      <w:proofErr w:type="spellStart"/>
-      <w:r>
-        <w:t>containerd</w:t>
-      </w:r>
-      <w:proofErr w:type="spellEnd"/>
-      <w:r>
-        <w:t>/</w:t>
-      </w:r>
-      <w:proofErr w:type="spellStart"/>
-      <w:r>
-        <w:t>config.toml</w:t>
-      </w:r>
-      <w:proofErr w:type="spellEnd"/>
-    </w:p>
-    <w:p>
-      <w:r>
-        <w:t xml:space="preserve"># Set </w:t>
-      </w:r>
-      <w:proofErr w:type="spellStart"/>
-      <w:r>
-        <w:t>SystemdCgroup</w:t>
-      </w:r>
-      <w:proofErr w:type="spellEnd"/>
-      <w:r>
-        <w:t xml:space="preserve"> to true for better stability</w:t>
-      </w:r>
-    </w:p>
-    <w:p>
-      <w:proofErr w:type="spellStart"/>
-      <w:r>
-        <w:t>sudo</w:t>
-      </w:r>
-      <w:proofErr w:type="spellEnd"/>
-      <w:r>
-        <w:t xml:space="preserve"> </w:t>
-      </w:r>
-      <w:proofErr w:type="spellStart"/>
-      <w:r>
-        <w:t>sed</w:t>
-      </w:r>
-      <w:proofErr w:type="spellEnd"/>
-      <w:r>
-        <w:t xml:space="preserve"> -</w:t>
-      </w:r>
-      <w:proofErr w:type="spellStart"/>
-      <w:r>
-        <w:t>i</w:t>
-      </w:r>
-      <w:proofErr w:type="spellEnd"/>
-      <w:r>
-        <w:t xml:space="preserve"> 's/</w:t>
-      </w:r>
-      <w:proofErr w:type="spellStart"/>
-      <w:r>
-        <w:t>SystemdCgroup</w:t>
-      </w:r>
-      <w:proofErr w:type="spellEnd"/>
-      <w:r>
-        <w:t xml:space="preserve"> = false/</w:t>
-      </w:r>
-      <w:proofErr w:type="spellStart"/>
-      <w:r>
-        <w:t>SystemdCgroup</w:t>
-      </w:r>
-      <w:proofErr w:type="spellEnd"/>
-      <w:r>
-        <w:t xml:space="preserve"> = true/g' /etc/</w:t>
-      </w:r>
-      <w:proofErr w:type="spellStart"/>
-      <w:r>
-        <w:t>containerd</w:t>
-      </w:r>
-      <w:proofErr w:type="spellEnd"/>
-      <w:r>
-        <w:t>/</w:t>
-      </w:r>
-      <w:proofErr w:type="spellStart"/>
-      <w:r>
-        <w:t>config.toml</w:t>
-      </w:r>
-      <w:proofErr w:type="spellEnd"/>
-    </w:p>
-    <w:p>
-      <w:proofErr w:type="spellStart"/>
-      <w:r>
-        <w:t>sudo</w:t>
-      </w:r>
-      <w:proofErr w:type="spellEnd"/>
-      <w:r>
-        <w:t xml:space="preserve"> </w:t>
-      </w:r>
-      <w:proofErr w:type="spellStart"/>
-      <w:r>
-        <w:t>systemctl</w:t>
-      </w:r>
-      <w:proofErr w:type="spellEnd"/>
-      <w:r>
-        <w:t xml:space="preserve"> restart </w:t>
-      </w:r>
-      <w:proofErr w:type="spellStart"/>
-      <w:r>
-        <w:t>containerd</w:t>
-      </w:r>
-      <w:proofErr w:type="spellEnd"/>
-    </w:p>
-    <w:p>
-      <w:proofErr w:type="spellStart"/>
-      <w:r>
-        <w:t>sudo</w:t>
-      </w:r>
-      <w:proofErr w:type="spellEnd"/>
-      <w:r>
-        <w:t xml:space="preserve"> </w:t>
-      </w:r>
-      <w:proofErr w:type="spellStart"/>
-      <w:r>
-        <w:t>systemctl</w:t>
-      </w:r>
-      <w:proofErr w:type="spellEnd"/>
-      <w:r>
-        <w:t xml:space="preserve"> enable </w:t>
-      </w:r>
-      <w:proofErr w:type="spellStart"/>
-      <w:r>
-        <w:t>containerd</w:t>
-      </w:r>
-      <w:proofErr w:type="spellEnd"/>
+        <w:t>sudo mkdir -p /etc/containerd</w:t>
+      </w:r>
+    </w:p>
+    <w:p>
+      <w:r>
+        <w:t>containerd config default | sudo tee /etc/containerd/config.toml</w:t>
+      </w:r>
+    </w:p>
+    <w:p>
+      <w:r>
+        <w:t># Set SystemdCgroup to true for better stability</w:t>
+      </w:r>
+    </w:p>
+    <w:p>
+      <w:r>
+        <w:t>sudo sed -i 's/SystemdCgroup = false/SystemdCgroup = true/g' /etc/containerd/config.toml</w:t>
+      </w:r>
+    </w:p>
+    <w:p>
+      <w:r>
+        <w:t>sudo systemctl restart containerd</w:t>
+      </w:r>
+    </w:p>
+    <w:p>
+      <w:r>
+        <w:t>sudo systemctl enable containerd</w:t>
+      </w:r>
     </w:p>
     <w:p/>
     <w:p>
       <w:r>
+        <w:rPr>
+          <w:noProof/>
+        </w:rPr>
         <w:drawing>
           <wp:inline distT="0" distB="0" distL="0" distR="0" wp14:anchorId="150984EA" wp14:editId="293CB065">
             <wp:extent cx="5395428" cy="2324301"/>
@@ -866,8 +476,18 @@
     </w:p>
     <w:p>
       <w:r>
+        <w:t>To test,</w:t>
+      </w:r>
+    </w:p>
+    <w:p>
+      <w:r>
+        <w:t>sudo systemctl status containerd</w:t>
+      </w:r>
+    </w:p>
+    <w:p>
+      <w:r>
         <w:pict w14:anchorId="0935CA1E">
-          <v:rect id="_x0000_i1076" style="width:0;height:1.5pt" o:hralign="center" o:hrstd="t" o:hrnoshade="t" o:hr="t" fillcolor="gray" stroked="f"/>
+          <v:rect id="_x0000_i1028" style="width:0;height:1.5pt" o:hralign="center" o:hrstd="t" o:hrnoshade="t" o:hr="t" fillcolor="gray" stroked="f"/>
         </w:pict>
       </w:r>
     </w:p>
@@ -888,31 +508,7 @@
     </w:p>
     <w:p>
       <w:r>
-        <w:t xml:space="preserve">Add the Kubernetes repository and install </w:t>
-      </w:r>
-      <w:proofErr w:type="spellStart"/>
-      <w:r>
-        <w:t>kubelet</w:t>
-      </w:r>
-      <w:proofErr w:type="spellEnd"/>
-      <w:r>
-        <w:t xml:space="preserve">, </w:t>
-      </w:r>
-      <w:proofErr w:type="spellStart"/>
-      <w:r>
-        <w:t>kubeadm</w:t>
-      </w:r>
-      <w:proofErr w:type="spellEnd"/>
-      <w:r>
-        <w:t xml:space="preserve">, and </w:t>
-      </w:r>
-      <w:proofErr w:type="spellStart"/>
-      <w:r>
-        <w:t>kubectl</w:t>
-      </w:r>
-      <w:proofErr w:type="spellEnd"/>
-      <w:r>
-        <w:t>.</w:t>
+        <w:t>Add the Kubernetes repository and install kubelet, kubeadm, and kubectl.</w:t>
       </w:r>
     </w:p>
     <w:p>
@@ -922,41 +518,12 @@
     </w:p>
     <w:p>
       <w:r>
-        <w:t xml:space="preserve">cat &lt;&lt;EOF | </w:t>
-      </w:r>
-      <w:proofErr w:type="spellStart"/>
-      <w:r>
-        <w:t>sudo</w:t>
-      </w:r>
-      <w:proofErr w:type="spellEnd"/>
-      <w:r>
-        <w:t xml:space="preserve"> tee /etc/</w:t>
-      </w:r>
-      <w:proofErr w:type="spellStart"/>
-      <w:r>
-        <w:t>yum.repos.d</w:t>
-      </w:r>
-      <w:proofErr w:type="spellEnd"/>
-      <w:r>
-        <w:t>/</w:t>
-      </w:r>
-      <w:proofErr w:type="spellStart"/>
-      <w:r>
-        <w:t>kubernetes.repo</w:t>
-      </w:r>
-      <w:proofErr w:type="spellEnd"/>
-    </w:p>
-    <w:p>
-      <w:r>
-        <w:t>[</w:t>
-      </w:r>
-      <w:proofErr w:type="spellStart"/>
-      <w:r>
-        <w:t>kubernetes</w:t>
-      </w:r>
-      <w:proofErr w:type="spellEnd"/>
-      <w:r>
-        <w:t>]</w:t>
+        <w:t>cat &lt;&lt;EOF | sudo tee /etc/yum.repos.d/kubernetes.repo</w:t>
+      </w:r>
+    </w:p>
+    <w:p>
+      <w:r>
+        <w:t>[kubernetes]</w:t>
       </w:r>
     </w:p>
     <w:p>
@@ -965,13 +532,8 @@
       </w:r>
     </w:p>
     <w:p>
-      <w:proofErr w:type="spellStart"/>
-      <w:r>
-        <w:t>baseurl</w:t>
-      </w:r>
-      <w:proofErr w:type="spellEnd"/>
-      <w:r>
-        <w:t>=https://pkgs.k8s.io/core:/stable:/v1.30/rpm/</w:t>
+      <w:r>
+        <w:t>baseurl=https://pkgs.k8s.io/core:/stable:/v1.30/rpm/</w:t>
       </w:r>
     </w:p>
     <w:p>
@@ -980,108 +542,38 @@
       </w:r>
     </w:p>
     <w:p>
-      <w:proofErr w:type="spellStart"/>
-      <w:r>
-        <w:t>gpgcheck</w:t>
-      </w:r>
-      <w:proofErr w:type="spellEnd"/>
-      <w:r>
-        <w:t>=1</w:t>
-      </w:r>
-    </w:p>
-    <w:p>
-      <w:r>
+      <w:r>
+        <w:t>gpgcheck=1</w:t>
+      </w:r>
+    </w:p>
+    <w:p>
+      <w:r>
+        <w:lastRenderedPageBreak/>
         <w:t>gpgkey=https://pkgs.k8s.io/core:/stable:/v1.30/rpm/repodata/repomd.xml.key</w:t>
       </w:r>
     </w:p>
     <w:p>
       <w:r>
-        <w:lastRenderedPageBreak/>
         <w:t>EOF</w:t>
       </w:r>
     </w:p>
     <w:p/>
     <w:p>
-      <w:proofErr w:type="spellStart"/>
-      <w:r>
-        <w:t>sudo</w:t>
-      </w:r>
-      <w:proofErr w:type="spellEnd"/>
-      <w:r>
-        <w:t xml:space="preserve"> </w:t>
-      </w:r>
-      <w:proofErr w:type="spellStart"/>
-      <w:r>
-        <w:t>dnf</w:t>
-      </w:r>
-      <w:proofErr w:type="spellEnd"/>
-      <w:r>
-        <w:t xml:space="preserve"> install -y </w:t>
-      </w:r>
-      <w:proofErr w:type="spellStart"/>
-      <w:r>
-        <w:t>kubelet</w:t>
-      </w:r>
-      <w:proofErr w:type="spellEnd"/>
-      <w:r>
-        <w:t xml:space="preserve"> </w:t>
-      </w:r>
-      <w:proofErr w:type="spellStart"/>
-      <w:r>
-        <w:t>kubeadm</w:t>
-      </w:r>
-      <w:proofErr w:type="spellEnd"/>
-      <w:r>
-        <w:t xml:space="preserve"> </w:t>
-      </w:r>
-      <w:proofErr w:type="spellStart"/>
-      <w:r>
-        <w:t>kubectl</w:t>
-      </w:r>
-      <w:proofErr w:type="spellEnd"/>
-      <w:r>
-        <w:t xml:space="preserve"> --</w:t>
-      </w:r>
-      <w:proofErr w:type="spellStart"/>
-      <w:r>
-        <w:t>disableexcludes</w:t>
-      </w:r>
-      <w:proofErr w:type="spellEnd"/>
-      <w:r>
-        <w:t>=</w:t>
-      </w:r>
-      <w:proofErr w:type="spellStart"/>
-      <w:r>
-        <w:t>kubernetes</w:t>
-      </w:r>
-      <w:proofErr w:type="spellEnd"/>
-    </w:p>
-    <w:p>
-      <w:proofErr w:type="spellStart"/>
-      <w:r>
-        <w:t>sudo</w:t>
-      </w:r>
-      <w:proofErr w:type="spellEnd"/>
-      <w:r>
-        <w:t xml:space="preserve"> </w:t>
-      </w:r>
-      <w:proofErr w:type="spellStart"/>
-      <w:r>
-        <w:t>systemctl</w:t>
-      </w:r>
-      <w:proofErr w:type="spellEnd"/>
-      <w:r>
-        <w:t xml:space="preserve"> enable --now </w:t>
-      </w:r>
-      <w:proofErr w:type="spellStart"/>
-      <w:r>
-        <w:t>kubelet</w:t>
-      </w:r>
-      <w:proofErr w:type="spellEnd"/>
+      <w:r>
+        <w:t>sudo dnf install -y kubelet kubeadm kubectl --disableexcludes=kubernetes</w:t>
+      </w:r>
+    </w:p>
+    <w:p>
+      <w:r>
+        <w:t>sudo systemctl enable --now kubelet</w:t>
+      </w:r>
     </w:p>
     <w:p/>
     <w:p>
       <w:r>
+        <w:rPr>
+          <w:noProof/>
+        </w:rPr>
         <w:drawing>
           <wp:inline distT="0" distB="0" distL="0" distR="0" wp14:anchorId="0B0C07F8" wp14:editId="679A69D7">
             <wp:extent cx="5677392" cy="2857748"/>
@@ -1122,7 +614,7 @@
     <w:p>
       <w:r>
         <w:pict w14:anchorId="6F97A036">
-          <v:rect id="_x0000_i1077" style="width:0;height:1.5pt" o:hralign="center" o:hrstd="t" o:hrnoshade="t" o:hr="t" fillcolor="gray" stroked="f"/>
+          <v:rect id="_x0000_i1029" style="width:0;height:1.5pt" o:hralign="center" o:hrstd="t" o:hrnoshade="t" o:hr="t" fillcolor="gray" stroked="f"/>
         </w:pict>
       </w:r>
     </w:p>
@@ -1152,50 +644,13 @@
       </w:r>
     </w:p>
     <w:p>
-      <w:proofErr w:type="spellStart"/>
-      <w:r>
-        <w:t>sudo</w:t>
-      </w:r>
-      <w:proofErr w:type="spellEnd"/>
-      <w:r>
-        <w:t xml:space="preserve"> </w:t>
-      </w:r>
-      <w:proofErr w:type="spellStart"/>
-      <w:r>
-        <w:t>kubeadm</w:t>
-      </w:r>
-      <w:proofErr w:type="spellEnd"/>
-      <w:r>
-        <w:t xml:space="preserve"> </w:t>
-      </w:r>
-      <w:proofErr w:type="spellStart"/>
-      <w:r>
-        <w:t>init</w:t>
-      </w:r>
-      <w:proofErr w:type="spellEnd"/>
-      <w:r>
-        <w:t xml:space="preserve"> --pod-network-</w:t>
-      </w:r>
-      <w:proofErr w:type="spellStart"/>
-      <w:r>
-        <w:t>cidr</w:t>
-      </w:r>
-      <w:proofErr w:type="spellEnd"/>
-      <w:r>
-        <w:t>=192.168.0.0/16</w:t>
-      </w:r>
-    </w:p>
-    <w:p>
-      <w:r>
-        <w:t xml:space="preserve">Once complete, set up the local </w:t>
-      </w:r>
-      <w:proofErr w:type="spellStart"/>
-      <w:r>
-        <w:t>kubectl</w:t>
-      </w:r>
-      <w:proofErr w:type="spellEnd"/>
-      <w:r>
-        <w:t xml:space="preserve"> configuration:</w:t>
+      <w:r>
+        <w:t>sudo kubeadm init --pod-network-cidr=192.168.0.0/16</w:t>
+      </w:r>
+    </w:p>
+    <w:p>
+      <w:r>
+        <w:t>Once complete, set up the local kubectl configuration:</w:t>
       </w:r>
     </w:p>
     <w:p>
@@ -1204,109 +659,18 @@
       </w:r>
     </w:p>
     <w:p>
-      <w:proofErr w:type="spellStart"/>
-      <w:r>
-        <w:t>mkdir</w:t>
-      </w:r>
-      <w:proofErr w:type="spellEnd"/>
-      <w:r>
-        <w:t xml:space="preserve"> -p $HOME</w:t>
-      </w:r>
-      <w:proofErr w:type="gramStart"/>
-      <w:r>
-        <w:t>/.</w:t>
-      </w:r>
-      <w:proofErr w:type="spellStart"/>
-      <w:r>
-        <w:t>kube</w:t>
-      </w:r>
-      <w:proofErr w:type="spellEnd"/>
-      <w:proofErr w:type="gramEnd"/>
-    </w:p>
-    <w:p>
-      <w:proofErr w:type="spellStart"/>
-      <w:r>
-        <w:t>sudo</w:t>
-      </w:r>
-      <w:proofErr w:type="spellEnd"/>
-      <w:r>
-        <w:t xml:space="preserve"> cp -</w:t>
-      </w:r>
-      <w:proofErr w:type="spellStart"/>
-      <w:r>
-        <w:t>i</w:t>
-      </w:r>
-      <w:proofErr w:type="spellEnd"/>
-      <w:r>
-        <w:t xml:space="preserve"> /etc/</w:t>
-      </w:r>
-      <w:proofErr w:type="spellStart"/>
-      <w:r>
-        <w:t>kubernetes</w:t>
-      </w:r>
-      <w:proofErr w:type="spellEnd"/>
-      <w:r>
-        <w:t>/</w:t>
-      </w:r>
-      <w:proofErr w:type="spellStart"/>
-      <w:r>
-        <w:t>admin.conf</w:t>
-      </w:r>
-      <w:proofErr w:type="spellEnd"/>
-      <w:r>
-        <w:t xml:space="preserve"> $HOME</w:t>
-      </w:r>
-      <w:proofErr w:type="gramStart"/>
-      <w:r>
-        <w:t>/.</w:t>
-      </w:r>
-      <w:proofErr w:type="spellStart"/>
-      <w:r>
-        <w:t>kube</w:t>
-      </w:r>
-      <w:proofErr w:type="spellEnd"/>
-      <w:proofErr w:type="gramEnd"/>
-      <w:r>
-        <w:t>/config</w:t>
-      </w:r>
-    </w:p>
-    <w:p>
-      <w:proofErr w:type="spellStart"/>
-      <w:r>
-        <w:t>sudo</w:t>
-      </w:r>
-      <w:proofErr w:type="spellEnd"/>
-      <w:r>
-        <w:t xml:space="preserve"> </w:t>
-      </w:r>
-      <w:proofErr w:type="spellStart"/>
-      <w:r>
-        <w:t>chown</w:t>
-      </w:r>
-      <w:proofErr w:type="spellEnd"/>
-      <w:r>
-        <w:t xml:space="preserve"> $(id -u</w:t>
-      </w:r>
-      <w:proofErr w:type="gramStart"/>
-      <w:r>
-        <w:t>):$</w:t>
-      </w:r>
-      <w:proofErr w:type="gramEnd"/>
-      <w:r>
-        <w:t>(id -g) $HOME</w:t>
-      </w:r>
-      <w:proofErr w:type="gramStart"/>
-      <w:r>
-        <w:t>/.</w:t>
-      </w:r>
-      <w:proofErr w:type="spellStart"/>
-      <w:r>
-        <w:t>kube</w:t>
-      </w:r>
-      <w:proofErr w:type="spellEnd"/>
-      <w:proofErr w:type="gramEnd"/>
-      <w:r>
-        <w:t>/config</w:t>
+      <w:r>
+        <w:t>mkdir -p $HOME/.kube</w:t>
+      </w:r>
+    </w:p>
+    <w:p>
+      <w:r>
+        <w:t>sudo cp -i /etc/kubernetes/admin.conf $HOME/.kube/config</w:t>
+      </w:r>
+    </w:p>
+    <w:p>
+      <w:r>
+        <w:t>sudo chown $(id -u):$(id -g) $HOME/.kube/config</w:t>
       </w:r>
     </w:p>
     <w:p>
@@ -1318,21 +682,15 @@
         <w:t>Note:</w:t>
       </w:r>
       <w:r>
-        <w:t xml:space="preserve"> Copy the </w:t>
-      </w:r>
-      <w:proofErr w:type="spellStart"/>
-      <w:r>
-        <w:t>kubeadm</w:t>
-      </w:r>
-      <w:proofErr w:type="spellEnd"/>
-      <w:r>
-        <w:t xml:space="preserve"> join command printed at the end of the output. You will need this for the worker nodes.</w:t>
+        <w:t xml:space="preserve"> Copy the kubeadm join command printed at the end of the output. You will need this for the worker nodes.</w:t>
       </w:r>
     </w:p>
     <w:p/>
     <w:p>
       <w:r>
-        <w:lastRenderedPageBreak/>
+        <w:rPr>
+          <w:noProof/>
+        </w:rPr>
         <w:drawing>
           <wp:inline distT="0" distB="0" distL="0" distR="0" wp14:anchorId="41D0E88A" wp14:editId="0675C975">
             <wp:extent cx="5509737" cy="2994920"/>
@@ -1373,7 +731,7 @@
     <w:p>
       <w:r>
         <w:pict w14:anchorId="26EA241D">
-          <v:rect id="_x0000_i1078" style="width:0;height:1.5pt" o:hralign="center" o:hrstd="t" o:hrnoshade="t" o:hr="t" fillcolor="gray" stroked="f"/>
+          <v:rect id="_x0000_i1030" style="width:0;height:1.5pt" o:hralign="center" o:hrstd="t" o:hrnoshade="t" o:hr="t" fillcolor="gray" stroked="f"/>
         </w:pict>
       </w:r>
     </w:p>
@@ -1413,23 +771,13 @@
       </w:r>
     </w:p>
     <w:p>
-      <w:proofErr w:type="spellStart"/>
-      <w:r>
-        <w:t>kubectl</w:t>
-      </w:r>
-      <w:proofErr w:type="spellEnd"/>
-      <w:r>
-        <w:t xml:space="preserve"> create -f https://raw.githubusercontent.com/projectcalico/calico/v3.27.3/manifests/tigera-operator.yaml</w:t>
-      </w:r>
-    </w:p>
-    <w:p>
-      <w:proofErr w:type="spellStart"/>
-      <w:r>
-        <w:t>kubectl</w:t>
-      </w:r>
-      <w:proofErr w:type="spellEnd"/>
-      <w:r>
-        <w:t xml:space="preserve"> create -f </w:t>
+      <w:r>
+        <w:t>kubectl create -f https://raw.githubusercontent.com/projectcalico/calico/v3.27.3/manifests/tigera-operator.yaml</w:t>
+      </w:r>
+    </w:p>
+    <w:p>
+      <w:r>
+        <w:t xml:space="preserve">kubectl create -f </w:t>
       </w:r>
       <w:hyperlink r:id="rId9" w:history="1">
         <w:r>
@@ -1442,6 +790,9 @@
     </w:p>
     <w:p>
       <w:r>
+        <w:rPr>
+          <w:noProof/>
+        </w:rPr>
         <w:drawing>
           <wp:inline distT="0" distB="0" distL="0" distR="0" wp14:anchorId="5C6B7A5E" wp14:editId="2242540C">
             <wp:extent cx="5464013" cy="1432684"/>
@@ -1482,7 +833,7 @@
     <w:p>
       <w:r>
         <w:pict w14:anchorId="7F7846F8">
-          <v:rect id="_x0000_i1079" style="width:0;height:1.5pt" o:hralign="center" o:hrstd="t" o:hrnoshade="t" o:hr="t" fillcolor="gray" stroked="f"/>
+          <v:rect id="_x0000_i1031" style="width:0;height:1.5pt" o:hralign="center" o:hrstd="t" o:hrnoshade="t" o:hr="t" fillcolor="gray" stroked="f"/>
         </w:pict>
       </w:r>
     </w:p>
@@ -1508,30 +859,20 @@
     </w:p>
     <w:p>
       <w:r>
+        <w:lastRenderedPageBreak/>
         <w:t>Bash</w:t>
       </w:r>
     </w:p>
     <w:p>
-      <w:proofErr w:type="spellStart"/>
-      <w:r>
-        <w:lastRenderedPageBreak/>
-        <w:t>sudo</w:t>
-      </w:r>
-      <w:proofErr w:type="spellEnd"/>
-      <w:r>
-        <w:t xml:space="preserve"> </w:t>
-      </w:r>
-      <w:proofErr w:type="spellStart"/>
-      <w:r>
-        <w:t>kubeadm</w:t>
-      </w:r>
-      <w:proofErr w:type="spellEnd"/>
-      <w:r>
-        <w:t xml:space="preserve"> join &lt;Master-IP&gt;:6443 --token &lt;token&gt; --discovery-token-ca-cert-hash sha256:&lt;hash&gt;</w:t>
-      </w:r>
-    </w:p>
-    <w:p>
-      <w:r>
+      <w:r>
+        <w:t>sudo kubeadm join &lt;Master-IP&gt;:6443 --token &lt;token&gt; --discovery-token-ca-cert-hash sha256:&lt;hash&gt;</w:t>
+      </w:r>
+    </w:p>
+    <w:p>
+      <w:r>
+        <w:rPr>
+          <w:noProof/>
+        </w:rPr>
         <w:drawing>
           <wp:inline distT="0" distB="0" distL="0" distR="0" wp14:anchorId="4E0D8079" wp14:editId="7706775F">
             <wp:extent cx="5608806" cy="1348857"/>
@@ -1572,7 +913,7 @@
     <w:p>
       <w:r>
         <w:pict w14:anchorId="4447A183">
-          <v:rect id="_x0000_i1080" style="width:0;height:1.5pt" o:hralign="center" o:hrstd="t" o:hrnoshade="t" o:hr="t" fillcolor="gray" stroked="f"/>
+          <v:rect id="_x0000_i1032" style="width:0;height:1.5pt" o:hralign="center" o:hrstd="t" o:hrnoshade="t" o:hr="t" fillcolor="gray" stroked="f"/>
         </w:pict>
       </w:r>
     </w:p>
@@ -1612,13 +953,8 @@
       </w:r>
     </w:p>
     <w:p>
-      <w:proofErr w:type="spellStart"/>
-      <w:r>
-        <w:t>kubectl</w:t>
-      </w:r>
-      <w:proofErr w:type="spellEnd"/>
-      <w:r>
-        <w:t xml:space="preserve"> get nodes</w:t>
+      <w:r>
+        <w:t>kubectl get nodes</w:t>
       </w:r>
     </w:p>
     <w:p>
@@ -1628,6 +964,9 @@
     </w:p>
     <w:p>
       <w:r>
+        <w:rPr>
+          <w:noProof/>
+        </w:rPr>
         <w:drawing>
           <wp:inline distT="0" distB="0" distL="0" distR="0" wp14:anchorId="06AF6DA0" wp14:editId="130D4003">
             <wp:extent cx="5448772" cy="1493649"/>
@@ -1860,21 +1199,8 @@
             <w:hideMark/>
           </w:tcPr>
           <w:p>
-            <w:proofErr w:type="spellStart"/>
             <w:r>
-              <w:t>kubectl</w:t>
-            </w:r>
-            <w:proofErr w:type="spellEnd"/>
-            <w:r>
-              <w:t xml:space="preserve"> get pods -n </w:t>
-            </w:r>
-            <w:proofErr w:type="spellStart"/>
-            <w:r>
-              <w:t>kube</w:t>
-            </w:r>
-            <w:proofErr w:type="spellEnd"/>
-            <w:r>
-              <w:t>-system</w:t>
+              <w:t>kubectl get pods -n kube-system</w:t>
             </w:r>
           </w:p>
         </w:tc>
@@ -1902,7 +1228,6 @@
             <w:hideMark/>
           </w:tcPr>
           <w:p>
-            <w:proofErr w:type="spellStart"/>
             <w:r>
               <w:rPr>
                 <w:b/>
@@ -1910,7 +1235,6 @@
               </w:rPr>
               <w:t>Kubelet</w:t>
             </w:r>
-            <w:proofErr w:type="spellEnd"/>
           </w:p>
         </w:tc>
         <w:tc>
@@ -1956,19 +1280,9 @@
             <w:hideMark/>
           </w:tcPr>
           <w:p>
-            <w:proofErr w:type="spellStart"/>
             <w:r>
-              <w:t>systemctl</w:t>
+              <w:t>systemctl status kubelet</w:t>
             </w:r>
-            <w:proofErr w:type="spellEnd"/>
-            <w:r>
-              <w:t xml:space="preserve"> status </w:t>
-            </w:r>
-            <w:proofErr w:type="spellStart"/>
-            <w:r>
-              <w:t>kubelet</w:t>
-            </w:r>
-            <w:proofErr w:type="spellEnd"/>
           </w:p>
         </w:tc>
       </w:tr>
@@ -2048,20 +1362,19 @@
             <w:hideMark/>
           </w:tcPr>
           <w:p>
-            <w:proofErr w:type="spellStart"/>
             <w:r>
-              <w:t>kubectl</w:t>
-            </w:r>
-            <w:proofErr w:type="spellEnd"/>
-            <w:r>
-              <w:t xml:space="preserve"> get nodes</w:t>
+              <w:t>kubectl get nodes</w:t>
             </w:r>
           </w:p>
         </w:tc>
       </w:tr>
     </w:tbl>
     <w:p/>
-    <w:p/>
+    <w:p>
+      <w:r>
+        <w:t>kubectl get nodes -o wide</w:t>
+      </w:r>
+    </w:p>
     <w:sectPr>
       <w:pgSz w:w="11906" w:h="16838"/>
       <w:pgMar w:top="1440" w:right="1440" w:bottom="1440" w:left="1440" w:header="708" w:footer="708" w:gutter="0"/>
